--- a/Договор_Пугачева.docx
+++ b/Договор_Пугачева.docx
@@ -5,6 +5,7 @@
     <w:p>
       <w:pPr>
         <w:spacing w:after="240" w:before="0" w:line="276" w:lineRule="auto"/>
+        <w:ind w:left="0" w:right="0"/>
       </w:pPr>
       <w:r>
         <w:t>Me BXOJa B apeHAyemble NOMCLUCHHA, pasMeLeHHe pekslaMbl (BbIBeECOK, ykasaTesielt) Kak B</w:t>
@@ -13,6 +14,7 @@
     <w:p>
       <w:pPr>
         <w:spacing w:after="240" w:before="0" w:line="276" w:lineRule="auto"/>
+        <w:ind w:left="0" w:right="0"/>
       </w:pPr>
       <w:r>
         <w:t>maTeas, Tak WH Ha ero (pacage, Ha npusteraromedt K 3/laHHIO TeppHTOpHH NpOH3BOAHTCA COrmacOBaHuldo C Apenfofateiem.</w:t>
@@ -21,6 +23,7 @@
     <w:p>
       <w:pPr>
         <w:spacing w:after="240" w:before="0" w:line="276" w:lineRule="auto"/>
+        <w:ind w:left="0" w:right="0"/>
       </w:pPr>
       <w:r>
         <w:t>He fpelycMoOTpeHoO ycNOBHAMH nacrosuero foroBopa, peryHpyeTcs AeiicTBYIOUWNM</w:t>
@@ -29,6 +32,7 @@
     <w:p>
       <w:pPr>
         <w:spacing w:after="240" w:before="0" w:line="276" w:lineRule="auto"/>
+        <w:ind w:left="0" w:right="0"/>
       </w:pPr>
       <w:r>
         <w:t>‘TBOM PoccuiicKkol Deepaunn. iat Jorosop Moxer GbiTh pacroprnyTb Aocpourlo no TpeGoBanHio ApertAaTo</w:t>
@@ -37,6 +41,7 @@
     <w:p>
       <w:pPr>
         <w:spacing w:after="240" w:before="0" w:line="276" w:lineRule="auto"/>
+        <w:ind w:left="0" w:right="0"/>
       </w:pPr>
       <w:r>
         <w:t>pa B ciesylOUWnx</w:t>
@@ -45,6 +50,7 @@
     <w:p>
       <w:pPr>
         <w:spacing w:after="240" w:before="0" w:line="276" w:lineRule="auto"/>
+        <w:ind w:left="0" w:right="0"/>
       </w:pPr>
       <w:r>
         <w:t>‘cayuaax: ‘</w:t>
@@ -53,6 +59,7 @@
     <w:p>
       <w:pPr>
         <w:spacing w:after="240" w:before="0" w:line="276" w:lineRule="auto"/>
+        <w:ind w:left="0" w:right="0"/>
       </w:pPr>
       <w:r>
         <w:t>fo )+ Henpui auocrh Homentcnia K HcnonpsoBannio " Apenaarop He OTBCNACT:</w:t>
@@ -61,6 +68,7 @@
     <w:p>
       <w:pPr>
         <w:spacing w:after="240" w:before="0" w:line="276" w:lineRule="auto"/>
+        <w:ind w:left="0" w:right="0"/>
       </w:pPr>
       <w:r>
         <w:t>8.12. Hacroautnit Jlorosop cocranieH B ABYX OK3eMMINPAX,</w:t>
@@ -69,6 +77,7 @@
     <w:p>
       <w:pPr>
         <w:spacing w:after="240" w:before="0" w:line="276" w:lineRule="auto"/>
+        <w:ind w:left="0" w:right="0"/>
       </w:pPr>
       <w:r>
         <w:t>a BOM ALA Kayo 3 CTOPOH.</w:t>
@@ -77,6 +86,7 @@
     <w:p>
       <w:pPr>
         <w:spacing w:after="240" w:before="0" w:line="276" w:lineRule="auto"/>
+        <w:ind w:left="0" w:right="0"/>
       </w:pPr>
       <w:r>
         <w:t>set fh ch</w:t>
@@ -85,6 +95,7 @@
     <w:p>
       <w:pPr>
         <w:spacing w:after="240" w:before="0" w:line="276" w:lineRule="auto"/>
+        <w:ind w:left="0" w:right="0"/>
       </w:pPr>
       <w:r>
         <w:t>9, JOPHJAMUECKHE AAPECA, BAHKOBCKHE PEKBIISHTDI H HOAMUCH CTOPOH</w:t>
@@ -93,6 +104,7 @@
     <w:p>
       <w:pPr>
         <w:spacing w:after="240" w:before="0" w:line="276" w:lineRule="auto"/>
+        <w:ind w:left="0" w:right="0"/>
       </w:pPr>
       <w:r>
         <w:t>© Ha3HayeHHlO B CHJIY OGcTOATeEbCTB, 3a KOTOpbIC</w:t>
@@ -101,6 +113,7 @@
     <w:p>
       <w:pPr>
         <w:spacing w:after="240" w:before="0" w:line="276" w:lineRule="auto"/>
+        <w:ind w:left="0" w:right="0"/>
       </w:pPr>
       <w:r>
         <w:t>MMeCIOUINX paBlyto 1OPHAHYECKYIO ensly, no</w:t>
@@ -109,6 +122,7 @@
     <w:p>
       <w:pPr>
         <w:spacing w:after="240" w:before="0" w:line="276" w:lineRule="auto"/>
+        <w:ind w:left="0" w:right="0"/>
       </w:pPr>
       <w:r>
         <w:t>Apennonatestp: Apexaarop:</w:t>
@@ -117,6 +131,7 @@
     <w:p>
       <w:pPr>
         <w:spacing w:after="240" w:before="0" w:line="276" w:lineRule="auto"/>
+        <w:ind w:left="0" w:right="0"/>
       </w:pPr>
       <w:r>
         <w:t>a Mnanpiayaspnpiii npeanpnunmateap Tponuna</w:t>
@@ -125,6 +140,7 @@
     <w:p>
       <w:pPr>
         <w:spacing w:after="240" w:before="0" w:line="276" w:lineRule="auto"/>
+        <w:ind w:left="0" w:right="0"/>
       </w:pPr>
       <w:r>
         <w:t>Enena.Anekceesna</w:t>
@@ -133,6 +149,7 @@
     <w:p>
       <w:pPr>
         <w:spacing w:after="240" w:before="0" w:line="276" w:lineRule="auto"/>
+        <w:ind w:left="0" w:right="0"/>
       </w:pPr>
       <w:r>
         <w:t>VMuanenayanpubiii npeANpHHHMaTeb</w:t>
@@ -141,6 +158,7 @@
     <w:p>
       <w:pPr>
         <w:spacing w:after="240" w:before="0" w:line="276" w:lineRule="auto"/>
+        <w:ind w:left="0" w:right="0"/>
       </w:pPr>
       <w:r>
         <w:t>Yeycos Huxoaaii Hropesny</w:t>
@@ -149,6 +167,7 @@
     <w:p>
       <w:pPr>
         <w:spacing w:after="240" w:before="0" w:line="276" w:lineRule="auto"/>
+        <w:ind w:left="0" w:right="0"/>
       </w:pPr>
       <w:r>
         <w:t>eee Hot : © eesnmemisecassinnted ODHAMMECKITT agpec: 169711, PecnyOnnka Komu, | lOpnansecknii aapec: 167026, Poccna. f Ea Yeuuck, ya. Hapkosaa, A. 2, xB. 3 Komu Pecn. Cpikteipxap ysl. Komaposa al3 KB</w:t>
@@ -157,6 +176,7 @@
     <w:p>
       <w:pPr>
         <w:spacing w:after="240" w:before="0" w:line="276" w:lineRule="auto"/>
+        <w:ind w:left="0" w:right="0"/>
       </w:pPr>
       <w:r>
         <w:t>ouropelit apec: 169711, Pecny6nuxa Komn, r.| 114 TlouTosplii aapec: 167026, Poccus. Komu</w:t>
@@ -165,6 +185,7 @@
     <w:p>
       <w:pPr>
         <w:spacing w:after="240" w:before="0" w:line="276" w:lineRule="auto"/>
+        <w:ind w:left="0" w:right="0"/>
       </w:pPr>
       <w:r>
         <w:t>Gare ya. Mapkopas, 1. 2. KB. 3 Pecn. Cpiktbiskap yi. Komaposa 213 kB 114</w:t>
@@ -173,6 +194,7 @@
     <w:p>
       <w:pPr>
         <w:spacing w:after="240" w:before="0" w:line="276" w:lineRule="auto"/>
+        <w:ind w:left="0" w:right="0"/>
       </w:pPr>
       <w:r>
         <w:t>HHH: | 106043662549 MHH: 112106253283</w:t>
@@ -181,6 +203,7 @@
     <w:p>
       <w:pPr>
         <w:spacing w:after="240" w:before="0" w:line="276" w:lineRule="auto"/>
+        <w:ind w:left="0" w:right="0"/>
       </w:pPr>
       <w:r>
         <w:t>’ | @PPHILL: 3041 1060370003 | «| sBats;,A0."THHbKO® BAHK" OPPHHM: 320112100019812 “pie: 408028 107000013841 83 pie:408028 10800001 646844 - | fez 30101810145250000974 W/e:30101810145250000974 | BUK: 044525974 BHK:044525974 Ten.:+79131502296</w:t>
@@ -189,6 +212,7 @@
     <w:p>
       <w:pPr>
         <w:spacing w:after="240" w:before="0" w:line="276" w:lineRule="auto"/>
+        <w:ind w:left="0" w:right="0"/>
       </w:pPr>
       <w:r>
         <w:t>|/Ten.; +7 987 162 50 83 1) 3h. noura: racerr2006@mail.ru 3a. nouta:cheusovn@gmail.com</w:t>
@@ -197,6 +221,7 @@
     <w:p>
       <w:pPr>
         <w:spacing w:after="240" w:before="0" w:line="276" w:lineRule="auto"/>
+        <w:ind w:left="0" w:right="0"/>
       </w:pPr>
       <w:r>
         <w:t>(Tt -ogiaid a ‘Vnansiayas bib Vnanpnayaabr elit Ipeanpynumaresb: Tpommua npegnpunumares Earena, Aviexceesna sass ie sige —- renee</w:t>
@@ -205,6 +230,7 @@
     <w:p>
       <w:pPr>
         <w:spacing w:after="240" w:before="0" w:line="276" w:lineRule="auto"/>
+        <w:ind w:left="0" w:right="0"/>
       </w:pPr>
       <w:r>
         <w:t>/</w:t>
@@ -213,6 +239,7 @@
     <w:p>
       <w:pPr>
         <w:spacing w:after="240" w:before="0" w:line="276" w:lineRule="auto"/>
+        <w:ind w:left="0" w:right="0"/>
       </w:pPr>
       <w:r>
         <w:t>MI.</w:t>
@@ -221,14 +248,21 @@
     <w:p>
       <w:pPr>
         <w:spacing w:after="240" w:before="0" w:line="276" w:lineRule="auto"/>
+        <w:ind w:left="0" w:right="0"/>
       </w:pPr>
       <w:r>
         <w:t>“at</w:t>
       </w:r>
     </w:p>
     <w:p>
+      <w:r>
+        <w:br w:type="page"/>
+      </w:r>
+    </w:p>
+    <w:p>
       <w:pPr>
         <w:spacing w:after="240" w:before="0" w:line="276" w:lineRule="auto"/>
+        <w:ind w:left="0" w:right="0"/>
       </w:pPr>
       <w:r>
         <w:t>© PK. Yeumen, ya. Mosonernas, 1, 3. SND VRaaaHHOe HeKiNOe noMeltenie Ocmotpeno ApeHjaropom. XapakrepHcruka TexHHYecKOrO cOcTOAHHA Tomeuienita npit OCMOTpe NOIBOAKeT ero HCNONL3OBaTb B WeAX, TIpeslyCMorpeHHbIX f. 1.3. JoroBopa.</w:t>
@@ -237,6 +271,7 @@
     <w:p>
       <w:pPr>
         <w:spacing w:after="240" w:before="0" w:line="276" w:lineRule="auto"/>
+        <w:ind w:left="0" w:right="0"/>
       </w:pPr>
       <w:r>
         <w:t>#3,</w:t>
@@ -245,6 +280,7 @@
     <w:p>
       <w:pPr>
         <w:spacing w:after="240" w:before="0" w:line="276" w:lineRule="auto"/>
+        <w:ind w:left="0" w:right="0"/>
       </w:pPr>
       <w:r>
         <w:t>ae,</w:t>
@@ -253,6 +289,7 @@
     <w:p>
       <w:pPr>
         <w:spacing w:after="240" w:before="0" w:line="276" w:lineRule="auto"/>
+        <w:ind w:left="0" w:right="0"/>
       </w:pPr>
       <w:r>
         <w:t>Apennoaarena W Apentatopa. it : A</w:t>
@@ -261,6 +298,7 @@
     <w:p>
       <w:pPr>
         <w:spacing w:after="240" w:before="0" w:line="276" w:lineRule="auto"/>
+        <w:ind w:left="0" w:right="0"/>
       </w:pPr>
       <w:r>
         <w:t>Hacrosuutit Akt cocrapnen p 2 (J\pyx)</w:t>
@@ -269,6 +307,7 @@
     <w:p>
       <w:pPr>
         <w:spacing w:after="240" w:before="0" w:line="276" w:lineRule="auto"/>
+        <w:ind w:left="0" w:right="0"/>
       </w:pPr>
       <w:r>
         <w:t>SKZEMIMIApAX, HMCIOLUHX PaBHY!O IOPHANYECKY!O CHJY 10 OAHOMY ANA</w:t>
@@ -277,6 +316,7 @@
     <w:p>
       <w:pPr>
         <w:spacing w:after="240" w:before="0" w:line="276" w:lineRule="auto"/>
+        <w:ind w:left="0" w:right="0"/>
       </w:pPr>
       <w:r>
         <w:t>f</w:t>
@@ -285,6 +325,7 @@
     <w:p>
       <w:pPr>
         <w:spacing w:after="240" w:before="0" w:line="276" w:lineRule="auto"/>
+        <w:ind w:left="0" w:right="0"/>
       </w:pPr>
       <w:r>
         <w:t>| eh</w:t>
@@ -293,6 +334,7 @@
     <w:p>
       <w:pPr>
         <w:spacing w:after="240" w:before="0" w:line="276" w:lineRule="auto"/>
+        <w:ind w:left="0" w:right="0"/>
       </w:pPr>
       <w:r>
         <w:t>Apengonaten: id abaeetgtal |</w:t>
@@ -301,6 +343,7 @@
     <w:p>
       <w:pPr>
         <w:spacing w:after="240" w:before="0" w:line="276" w:lineRule="auto"/>
+        <w:ind w:left="0" w:right="0"/>
       </w:pPr>
       <w:r>
         <w:t>Apenlarop:</w:t>
@@ -309,6 +352,7 @@
     <w:p>
       <w:pPr>
         <w:spacing w:after="240" w:before="0" w:line="276" w:lineRule="auto"/>
+        <w:ind w:left="0" w:right="0"/>
       </w:pPr>
       <w:r>
         <w:t>Mnausnayaapnprii NpeqNpunuMares, Tponmna Exena Anexceesua</w:t>
@@ -317,6 +361,7 @@
     <w:p>
       <w:pPr>
         <w:spacing w:after="240" w:before="0" w:line="276" w:lineRule="auto"/>
+        <w:ind w:left="0" w:right="0"/>
       </w:pPr>
       <w:r>
         <w:t>| 1Opnanseersuii anpec: 169711, Pecny6uka Komu, r. | Younex, yn. Tapkosas, a. 2, «B. 3</w:t>
@@ -325,6 +370,7 @@
     <w:p>
       <w:pPr>
         <w:spacing w:after="240" w:before="0" w:line="276" w:lineRule="auto"/>
+        <w:ind w:left="0" w:right="0"/>
       </w:pPr>
       <w:r>
         <w:t>Ui Now OBbIIL agpec: 169711, Pecny6nnka Kou, r.</w:t>
@@ -333,6 +379,7 @@
     <w:p>
       <w:pPr>
         <w:spacing w:after="240" w:before="0" w:line="276" w:lineRule="auto"/>
+        <w:ind w:left="0" w:right="0"/>
       </w:pPr>
       <w:r>
         <w:t>Yeunick, ya. Mapkosas, a. 2, xB. 3 MHH: 1106043662549 OFPHHM: 3041 10603700031 Bank: AO "THHbKO®® BAHK"</w:t>
@@ -341,6 +388,7 @@
     <w:p>
       <w:pPr>
         <w:spacing w:after="240" w:before="0" w:line="276" w:lineRule="auto"/>
+        <w:ind w:left="0" w:right="0"/>
       </w:pPr>
       <w:r>
         <w:t>‘| p/e: 40802810700001384183</w:t>
@@ -349,6 +397,7 @@
     <w:p>
       <w:pPr>
         <w:spacing w:after="240" w:before="0" w:line="276" w:lineRule="auto"/>
+        <w:ind w:left="0" w:right="0"/>
       </w:pPr>
       <w:r>
         <w:t>cpahiomemhap yee 944525974</w:t>
@@ -357,6 +406,7 @@
     <w:p>
       <w:pPr>
         <w:spacing w:after="240" w:before="0" w:line="276" w:lineRule="auto"/>
+        <w:ind w:left="0" w:right="0"/>
       </w:pPr>
       <w:r>
         <w:t>w/e: 30101810145250000974 Ten.! #7 987 162 50 83 Da. nova: racerr2006@mail.ru</w:t>
@@ -365,6 +415,7 @@
     <w:p>
       <w:pPr>
         <w:spacing w:after="240" w:before="0" w:line="276" w:lineRule="auto"/>
+        <w:ind w:left="0" w:right="0"/>
       </w:pPr>
       <w:r>
         <w:t>Mugueugyaspunii npeanpunmmatenb</w:t>
@@ -373,6 +424,7 @@
     <w:p>
       <w:pPr>
         <w:spacing w:after="240" w:before="0" w:line="276" w:lineRule="auto"/>
+        <w:ind w:left="0" w:right="0"/>
       </w:pPr>
       <w:r>
         <w:t>YOpugnuecknit agpec: 169711, PecnyOnnka Komu, r. Yeunck,</w:t>
@@ -381,6 +433,7 @@
     <w:p>
       <w:pPr>
         <w:spacing w:after="240" w:before="0" w:line="276" w:lineRule="auto"/>
+        <w:ind w:left="0" w:right="0"/>
       </w:pPr>
       <w:r>
         <w:t>Noutospiii aapec: 169711, PecnyOnnka Komu, r. Yenuck, ue</w:t>
@@ -389,6 +442,7 @@
     <w:p>
       <w:pPr>
         <w:spacing w:after="240" w:before="0" w:line="276" w:lineRule="auto"/>
+        <w:ind w:left="0" w:right="0"/>
       </w:pPr>
       <w:r>
         <w:t>wun: 14d {oG2S R2RYX</w:t>
@@ -397,6 +451,7 @@
     <w:p>
       <w:pPr>
         <w:spacing w:after="240" w:before="0" w:line="276" w:lineRule="auto"/>
+        <w:ind w:left="0" w:right="0"/>
       </w:pPr>
       <w:r>
         <w:t>OrPH: SLOMartoeo 19 Q\2</w:t>
@@ -405,6 +460,7 @@
     <w:p>
       <w:pPr>
         <w:spacing w:after="240" w:before="0" w:line="276" w:lineRule="auto"/>
+        <w:ind w:left="0" w:right="0"/>
       </w:pPr>
       <w:r>
         <w:t>ple: 40 BO2R( OR OOOO 1646844</w:t>
@@ -413,6 +469,7 @@
     <w:p>
       <w:pPr>
         <w:spacing w:after="240" w:before="0" w:line="276" w:lineRule="auto"/>
+        <w:ind w:left="0" w:right="0"/>
       </w:pPr>
       <w:r>
         <w:t>Kile: HOROK VIO 44 52 Soo Gs Fy Buk: O4y S25 97%</w:t>
@@ -421,6 +478,7 @@
     <w:p>
       <w:pPr>
         <w:spacing w:after="240" w:before="0" w:line="276" w:lineRule="auto"/>
+        <w:ind w:left="0" w:right="0"/>
       </w:pPr>
       <w:r>
         <w:t>Ten. $ZIIZSEOVL ENG)</w:t>
@@ -429,6 +487,7 @@
     <w:p>
       <w:pPr>
         <w:spacing w:after="240" w:before="0" w:line="276" w:lineRule="auto"/>
+        <w:ind w:left="0" w:right="0"/>
       </w:pPr>
       <w:r>
         <w:t>9a. noua: Chee SOUU@ g Wah Soy</w:t>
@@ -437,6 +496,7 @@
     <w:p>
       <w:pPr>
         <w:spacing w:after="240" w:before="0" w:line="276" w:lineRule="auto"/>
+        <w:ind w:left="0" w:right="0"/>
       </w:pPr>
       <w:r>
         <w:t>Hianphayanbupii Tpeanpuuamaresw: Tponuna</w:t>
@@ -445,6 +505,7 @@
     <w:p>
       <w:pPr>
         <w:spacing w:after="240" w:before="0" w:line="276" w:lineRule="auto"/>
+        <w:ind w:left="0" w:right="0"/>
       </w:pPr>
       <w:r>
         <w:t>epee aHilenarAreicceesira wsmeinte } 4 it 4</w:t>
@@ -453,6 +514,7 @@
     <w:p>
       <w:pPr>
         <w:spacing w:after="240" w:before="0" w:line="276" w:lineRule="auto"/>
+        <w:ind w:left="0" w:right="0"/>
       </w:pPr>
       <w:r>
         <w:t>13</w:t>
@@ -461,6 +523,7 @@
     <w:p>
       <w:pPr>
         <w:spacing w:after="240" w:before="0" w:line="276" w:lineRule="auto"/>
+        <w:ind w:left="0" w:right="0"/>
       </w:pPr>
       <w:r>
         <w:t>Maanpnazyanpnplii NpeANpHHuMatesb:</w:t>
@@ -841,6 +904,7 @@
     <w:rsid w:val="00FC693F"/>
     <w:rPr>
       <w:rFonts w:ascii="Calibri" w:hAnsi="Calibri"/>
+      <w:color w:val="000000"/>
       <w:sz w:val="22"/>
     </w:rPr>
   </w:style>
